--- a/UPM-Paul-Muratova/DEMOWORK/Пошаговый план ДЭ.docx
+++ b/UPM-Paul-Muratova/DEMOWORK/Пошаговый план ДЭ.docx
@@ -20,16 +20,16 @@
           <w:szCs w:val="36"/>
         </w:rPr>
         <w:drawing>
-          <wp:anchor distT="0" distB="0" distL="114300" distR="114300" simplePos="0" relativeHeight="251675648" behindDoc="0" locked="0" layoutInCell="1" allowOverlap="1" wp14:anchorId="644D8B62" wp14:editId="600D4703">
+          <wp:anchor distT="0" distB="0" distL="114300" distR="114300" simplePos="0" relativeHeight="251675648" behindDoc="0" locked="0" layoutInCell="1" allowOverlap="1" wp14:anchorId="644D8B62" wp14:editId="0787859C">
             <wp:simplePos x="0" y="0"/>
             <wp:positionH relativeFrom="margin">
-              <wp:posOffset>-1143</wp:posOffset>
+              <wp:align>left</wp:align>
             </wp:positionH>
             <wp:positionV relativeFrom="paragraph">
-              <wp:posOffset>1199896</wp:posOffset>
+              <wp:posOffset>1197537</wp:posOffset>
             </wp:positionV>
-            <wp:extent cx="2599610" cy="701040"/>
-            <wp:effectExtent l="0" t="0" r="0" b="3810"/>
+            <wp:extent cx="2116182" cy="570673"/>
+            <wp:effectExtent l="0" t="0" r="0" b="1270"/>
             <wp:wrapNone/>
             <wp:docPr id="483438854" name="Рисунок 1"/>
             <wp:cNvGraphicFramePr>
@@ -51,7 +51,7 @@
                   <pic:spPr>
                     <a:xfrm>
                       <a:off x="0" y="0"/>
-                      <a:ext cx="2599610" cy="701040"/>
+                      <a:ext cx="2116182" cy="570673"/>
                     </a:xfrm>
                     <a:prstGeom prst="rect">
                       <a:avLst/>
@@ -217,16 +217,6 @@
           <w:szCs w:val="28"/>
         </w:rPr>
       </w:pPr>
-    </w:p>
-    <w:p>
-      <w:pPr>
-        <w:rPr>
-          <w:b/>
-          <w:bCs/>
-          <w:sz w:val="28"/>
-          <w:szCs w:val="28"/>
-        </w:rPr>
-      </w:pPr>
       <w:r>
         <w:rPr>
           <w:b/>
@@ -238,6 +228,24 @@
       </w:r>
       <w:r>
         <w:rPr>
+          <w:b/>
+          <w:bCs/>
+          <w:sz w:val="28"/>
+          <w:szCs w:val="28"/>
+        </w:rPr>
+        <w:t>ы</w:t>
+      </w:r>
+      <w:r>
+        <w:rPr>
+          <w:b/>
+          <w:bCs/>
+          <w:sz w:val="28"/>
+          <w:szCs w:val="28"/>
+        </w:rPr>
+        <w:br/>
+      </w:r>
+      <w:r>
+        <w:rPr>
           <w:lang w:val="en-US"/>
         </w:rPr>
         <w:t>P</w:t>
@@ -245,6 +253,7 @@
       <w:r>
         <w:t>.</w:t>
       </w:r>
+      <w:proofErr w:type="gramStart"/>
       <w:r>
         <w:rPr>
           <w:lang w:val="en-US"/>
@@ -252,7 +261,11 @@
         <w:t>S</w:t>
       </w:r>
       <w:r>
-        <w:t xml:space="preserve"> При импорте измени </w:t>
+        <w:t xml:space="preserve"> При</w:t>
+      </w:r>
+      <w:proofErr w:type="gramEnd"/>
+      <w:r>
+        <w:t xml:space="preserve"> импорте измени </w:t>
       </w:r>
       <w:r>
         <w:rPr>
@@ -310,6 +323,7 @@
           <w:bCs/>
           <w:sz w:val="28"/>
           <w:szCs w:val="28"/>
+          <w:lang w:val="en-US"/>
         </w:rPr>
       </w:pPr>
       <w:r>
@@ -715,6 +729,11 @@
       </w:r>
     </w:p>
     <w:p>
+      <w:pPr>
+        <w:rPr>
+          <w:lang w:val="en-US"/>
+        </w:rPr>
+      </w:pPr>
       <w:r>
         <w:rPr>
           <w:noProof/>
@@ -783,10 +802,34 @@
         <w:t xml:space="preserve"> </w:t>
       </w:r>
     </w:p>
-    <w:p/>
-    <w:p/>
-    <w:p/>
-    <w:p/>
+    <w:p>
+      <w:pPr>
+        <w:rPr>
+          <w:lang w:val="en-US"/>
+        </w:rPr>
+      </w:pPr>
+    </w:p>
+    <w:p>
+      <w:pPr>
+        <w:rPr>
+          <w:lang w:val="en-US"/>
+        </w:rPr>
+      </w:pPr>
+    </w:p>
+    <w:p>
+      <w:pPr>
+        <w:rPr>
+          <w:lang w:val="en-US"/>
+        </w:rPr>
+      </w:pPr>
+    </w:p>
+    <w:p>
+      <w:pPr>
+        <w:rPr>
+          <w:lang w:val="en-US"/>
+        </w:rPr>
+      </w:pPr>
+    </w:p>
     <w:p>
       <w:pPr>
         <w:rPr>
@@ -800,9 +843,27 @@
         <w:br/>
       </w:r>
     </w:p>
-    <w:p/>
-    <w:p/>
-    <w:p/>
+    <w:p>
+      <w:pPr>
+        <w:rPr>
+          <w:lang w:val="en-US"/>
+        </w:rPr>
+      </w:pPr>
+    </w:p>
+    <w:p>
+      <w:pPr>
+        <w:rPr>
+          <w:lang w:val="en-US"/>
+        </w:rPr>
+      </w:pPr>
+    </w:p>
+    <w:p>
+      <w:pPr>
+        <w:rPr>
+          <w:lang w:val="en-US"/>
+        </w:rPr>
+      </w:pPr>
+    </w:p>
     <w:p>
       <w:pPr>
         <w:rPr>
@@ -905,7 +966,37 @@
           <w:szCs w:val="28"/>
           <w:lang w:val="en-US"/>
         </w:rPr>
-        <w:t xml:space="preserve">. </w:t>
+        <w:t>.</w:t>
+      </w:r>
+      <w:r>
+        <w:rPr>
+          <w:b/>
+          <w:bCs/>
+          <w:sz w:val="28"/>
+          <w:szCs w:val="28"/>
+          <w:lang w:val="en-US"/>
+        </w:rPr>
+        <w:t xml:space="preserve"> </w:t>
+      </w:r>
+      <w:r>
+        <w:rPr>
+          <w:b/>
+          <w:bCs/>
+          <w:sz w:val="28"/>
+          <w:szCs w:val="28"/>
+          <w:lang w:val="en-US"/>
+        </w:rPr>
+        <w:t>.NET 8</w:t>
+      </w:r>
+      <w:r>
+        <w:rPr>
+          <w:b/>
+          <w:bCs/>
+          <w:sz w:val="28"/>
+          <w:szCs w:val="28"/>
+          <w:lang w:val="en-US"/>
+        </w:rPr>
+        <w:t xml:space="preserve"> </w:t>
       </w:r>
       <w:r>
         <w:rPr>
@@ -1357,61 +1448,62 @@
           <w:lang w:val="en-US"/>
         </w:rPr>
         <w:br/>
-      </w:r>
-      <w:r>
-        <w:rPr>
+        <w:t xml:space="preserve">1. </w:t>
+      </w:r>
+      <w:proofErr w:type="gramStart"/>
+      <w:r>
+        <w:rPr>
+          <w:highlight w:val="yellow"/>
+          <w:lang w:val="en-US"/>
+        </w:rPr>
+        <w:t>Microsoft.EntityFrameworkCore.Design</w:t>
+      </w:r>
+      <w:proofErr w:type="gramEnd"/>
+      <w:r>
+        <w:rPr>
+          <w:highlight w:val="yellow"/>
+          <w:lang w:val="en-US"/>
+        </w:rPr>
+        <w:t xml:space="preserve">, </w:t>
+      </w:r>
+      <w:proofErr w:type="gramStart"/>
+      <w:r>
+        <w:rPr>
+          <w:highlight w:val="yellow"/>
+          <w:lang w:val="en-US"/>
+        </w:rPr>
+        <w:t>Microsoft.EntityFrameworkCore.SqlServer</w:t>
+      </w:r>
+      <w:proofErr w:type="gramEnd"/>
+      <w:r>
+        <w:rPr>
+          <w:highlight w:val="yellow"/>
+          <w:lang w:val="en-US"/>
+        </w:rPr>
+        <w:t xml:space="preserve">, </w:t>
+      </w:r>
+      <w:proofErr w:type="gramStart"/>
+      <w:r>
+        <w:rPr>
+          <w:highlight w:val="yellow"/>
           <w:lang w:val="en-US"/>
         </w:rPr>
         <w:lastRenderedPageBreak/>
-        <w:t xml:space="preserve">1. </w:t>
-      </w:r>
-      <w:proofErr w:type="gramStart"/>
+        <w:t>Microsoft.EntityFrameworkCore.Tools</w:t>
+      </w:r>
+      <w:proofErr w:type="gramEnd"/>
       <w:r>
         <w:rPr>
           <w:highlight w:val="yellow"/>
           <w:lang w:val="en-US"/>
         </w:rPr>
-        <w:t>Microsoft.EntityFrameworkCore.Design</w:t>
-      </w:r>
-      <w:proofErr w:type="gramEnd"/>
-      <w:r>
-        <w:rPr>
-          <w:highlight w:val="yellow"/>
-          <w:lang w:val="en-US"/>
-        </w:rPr>
-        <w:t xml:space="preserve">, </w:t>
-      </w:r>
-      <w:proofErr w:type="gramStart"/>
-      <w:r>
-        <w:rPr>
-          <w:highlight w:val="yellow"/>
-          <w:lang w:val="en-US"/>
-        </w:rPr>
-        <w:t>Microsoft.EntityFrameworkCore.SqlServer</w:t>
-      </w:r>
-      <w:proofErr w:type="gramEnd"/>
-      <w:r>
-        <w:rPr>
-          <w:highlight w:val="yellow"/>
-          <w:lang w:val="en-US"/>
-        </w:rPr>
-        <w:t xml:space="preserve">, </w:t>
-      </w:r>
-      <w:proofErr w:type="gramStart"/>
-      <w:r>
-        <w:rPr>
-          <w:highlight w:val="yellow"/>
-          <w:lang w:val="en-US"/>
-        </w:rPr>
-        <w:t>Microsoft.EntityFrameworkCore.Tools</w:t>
-      </w:r>
-      <w:proofErr w:type="gramEnd"/>
-      <w:r>
-        <w:rPr>
-          <w:highlight w:val="yellow"/>
-          <w:lang w:val="en-US"/>
-        </w:rPr>
         <w:t>, dotnet-ef</w:t>
+      </w:r>
+      <w:r>
+        <w:rPr>
+          <w:lang w:val="en-US"/>
+        </w:rPr>
+        <w:t xml:space="preserve"> (dotnet tool install --global dotnet-ef --version 8.0.0)</w:t>
       </w:r>
       <w:r>
         <w:rPr>
@@ -1970,7 +2062,15 @@
           <w:highlight w:val="yellow"/>
           <w:lang w:val="en-US"/>
         </w:rPr>
-        <w:t>));</w:t>
+        <w:t>)</w:t>
+      </w:r>
+      <w:proofErr w:type="gramStart"/>
+      <w:r>
+        <w:rPr>
+          <w:highlight w:val="yellow"/>
+          <w:lang w:val="en-US"/>
+        </w:rPr>
+        <w:t>);</w:t>
       </w:r>
       <w:r>
         <w:rPr>
@@ -1978,6 +2078,79 @@
         </w:rPr>
         <w:t xml:space="preserve"> </w:t>
       </w:r>
+      <w:r>
+        <w:rPr>
+          <w:lang w:val="en-US"/>
+        </w:rPr>
+        <w:t xml:space="preserve"> (</w:t>
+      </w:r>
+      <w:proofErr w:type="gramEnd"/>
+      <w:r>
+        <w:t>лучше</w:t>
+      </w:r>
+      <w:r>
+        <w:rPr>
+          <w:lang w:val="en-US"/>
+        </w:rPr>
+        <w:t xml:space="preserve"> </w:t>
+      </w:r>
+      <w:r>
+        <w:t>так</w:t>
+      </w:r>
+      <w:r>
+        <w:rPr>
+          <w:lang w:val="en-US"/>
+        </w:rPr>
+        <w:t xml:space="preserve"> </w:t>
+      </w:r>
+      <w:r>
+        <w:rPr>
+          <w:lang w:val="en-US"/>
+        </w:rPr>
+        <w:t xml:space="preserve">   </w:t>
+      </w:r>
+      <w:proofErr w:type="spellStart"/>
+      <w:proofErr w:type="gramStart"/>
+      <w:r>
+        <w:rPr>
+          <w:lang w:val="en-US"/>
+        </w:rPr>
+        <w:t>this.NavigationService.Navigate</w:t>
+      </w:r>
+      <w:proofErr w:type="spellEnd"/>
+      <w:proofErr w:type="gramEnd"/>
+      <w:r>
+        <w:rPr>
+          <w:lang w:val="en-US"/>
+        </w:rPr>
+        <w:t xml:space="preserve">(new </w:t>
+      </w:r>
+      <w:proofErr w:type="gramStart"/>
+      <w:r>
+        <w:rPr>
+          <w:lang w:val="en-US"/>
+        </w:rPr>
+        <w:t>LoginPage())</w:t>
+      </w:r>
+      <w:r>
+        <w:rPr>
+          <mc:AlternateContent>
+            <mc:Choice Requires="w16se"/>
+            <mc:Fallback>
+              <w:rFonts w:ascii="Segoe UI Emoji" w:eastAsia="Segoe UI Emoji" w:hAnsi="Segoe UI Emoji" w:cs="Segoe UI Emoji"/>
+            </mc:Fallback>
+          </mc:AlternateContent>
+        </w:rPr>
+        <mc:AlternateContent>
+          <mc:Choice Requires="w16se">
+            <w16se:symEx w16se:font="Segoe UI Emoji" w16se:char="1F609"/>
+          </mc:Choice>
+          <mc:Fallback>
+            <w:t>😉</w:t>
+          </mc:Fallback>
+        </mc:AlternateContent>
+      </w:r>
+      <w:proofErr w:type="gramEnd"/>
     </w:p>
     <w:p>
       <w:pPr>
@@ -2266,20 +2439,21 @@
         <w:rPr>
           <w:b/>
           <w:bCs/>
+          <w:noProof/>
           <w:sz w:val="28"/>
           <w:szCs w:val="28"/>
         </w:rPr>
         <w:drawing>
-          <wp:anchor distT="0" distB="0" distL="114300" distR="114300" simplePos="0" relativeHeight="251696128" behindDoc="0" locked="0" layoutInCell="1" allowOverlap="1" wp14:anchorId="56851BDA" wp14:editId="64FEEFCC">
+          <wp:anchor distT="0" distB="0" distL="114300" distR="114300" simplePos="0" relativeHeight="251696128" behindDoc="0" locked="0" layoutInCell="1" allowOverlap="1" wp14:anchorId="56851BDA" wp14:editId="2D919A3B">
             <wp:simplePos x="0" y="0"/>
-            <wp:positionH relativeFrom="page">
+            <wp:positionH relativeFrom="margin">
               <wp:align>right</wp:align>
             </wp:positionH>
             <wp:positionV relativeFrom="paragraph">
-              <wp:posOffset>233426</wp:posOffset>
+              <wp:posOffset>408763</wp:posOffset>
             </wp:positionV>
-            <wp:extent cx="3555365" cy="2280920"/>
-            <wp:effectExtent l="0" t="0" r="6985" b="5080"/>
+            <wp:extent cx="3110668" cy="1995628"/>
+            <wp:effectExtent l="0" t="0" r="0" b="5080"/>
             <wp:wrapNone/>
             <wp:docPr id="851197132" name="Рисунок 1"/>
             <wp:cNvGraphicFramePr>
@@ -2301,7 +2475,7 @@
                   <pic:spPr>
                     <a:xfrm>
                       <a:off x="0" y="0"/>
-                      <a:ext cx="3555365" cy="2280920"/>
+                      <a:ext cx="3110668" cy="1995628"/>
                     </a:xfrm>
                     <a:prstGeom prst="rect">
                       <a:avLst/>
@@ -2329,15 +2503,15 @@
           <w:lang w:val="en-US"/>
         </w:rPr>
         <w:drawing>
-          <wp:anchor distT="0" distB="0" distL="114300" distR="114300" simplePos="0" relativeHeight="251685888" behindDoc="0" locked="0" layoutInCell="1" allowOverlap="1" wp14:anchorId="113B2EB1" wp14:editId="7744A88D">
+          <wp:anchor distT="0" distB="0" distL="114300" distR="114300" simplePos="0" relativeHeight="251685888" behindDoc="0" locked="0" layoutInCell="1" allowOverlap="1" wp14:anchorId="113B2EB1" wp14:editId="233B9E4D">
             <wp:simplePos x="0" y="0"/>
             <wp:positionH relativeFrom="column">
-              <wp:posOffset>-549148</wp:posOffset>
+              <wp:posOffset>-553415</wp:posOffset>
             </wp:positionH>
             <wp:positionV relativeFrom="paragraph">
-              <wp:posOffset>244856</wp:posOffset>
+              <wp:posOffset>414452</wp:posOffset>
             </wp:positionV>
-            <wp:extent cx="3398714" cy="2275451"/>
+            <wp:extent cx="2972221" cy="1989912"/>
             <wp:effectExtent l="0" t="0" r="0" b="0"/>
             <wp:wrapNone/>
             <wp:docPr id="1931005897" name="Рисунок 1"/>
@@ -2360,7 +2534,7 @@
                   <pic:spPr>
                     <a:xfrm>
                       <a:off x="0" y="0"/>
-                      <a:ext cx="3398714" cy="2275451"/>
+                      <a:ext cx="2972221" cy="1989912"/>
                     </a:xfrm>
                     <a:prstGeom prst="rect">
                       <a:avLst/>
@@ -2394,6 +2568,43 @@
           <w:sz w:val="28"/>
           <w:szCs w:val="28"/>
         </w:rPr>
+        <w:t>Создать</w:t>
+      </w:r>
+      <w:r>
+        <w:rPr>
+          <w:b/>
+          <w:bCs/>
+          <w:sz w:val="28"/>
+          <w:szCs w:val="28"/>
+        </w:rPr>
+        <w:t xml:space="preserve"> </w:t>
+      </w:r>
+      <w:r>
+        <w:rPr>
+          <w:b/>
+          <w:bCs/>
+          <w:sz w:val="28"/>
+          <w:szCs w:val="28"/>
+          <w:lang w:val="en-US"/>
+        </w:rPr>
+        <w:t>ProductView</w:t>
+      </w:r>
+      <w:r>
+        <w:rPr>
+          <w:b/>
+          <w:bCs/>
+          <w:sz w:val="28"/>
+          <w:szCs w:val="28"/>
+        </w:rPr>
+        <w:t xml:space="preserve"> -&gt; </w:t>
+      </w:r>
+      <w:r>
+        <w:rPr>
+          <w:b/>
+          <w:bCs/>
+          <w:sz w:val="28"/>
+          <w:szCs w:val="28"/>
+        </w:rPr>
         <w:t>Отобразить</w:t>
       </w:r>
       <w:r>
@@ -2403,6 +2614,15 @@
           <w:sz w:val="28"/>
           <w:szCs w:val="28"/>
         </w:rPr>
+        <w:t xml:space="preserve"> </w:t>
+      </w:r>
+      <w:r>
+        <w:rPr>
+          <w:b/>
+          <w:bCs/>
+          <w:sz w:val="28"/>
+          <w:szCs w:val="28"/>
+        </w:rPr>
         <w:br/>
       </w:r>
       <w:r>
@@ -2457,84 +2677,67 @@
           <w:sz w:val="28"/>
           <w:szCs w:val="28"/>
         </w:rPr>
+        <w:lastRenderedPageBreak/>
+        <w:t>В</w:t>
+      </w:r>
+      <w:r>
+        <w:rPr>
+          <w:b/>
+          <w:bCs/>
+          <w:sz w:val="28"/>
+          <w:szCs w:val="28"/>
+        </w:rPr>
+        <w:t xml:space="preserve"> </w:t>
+      </w:r>
+      <w:r>
+        <w:rPr>
+          <w:b/>
+          <w:bCs/>
+          <w:sz w:val="28"/>
+          <w:szCs w:val="28"/>
+          <w:lang w:val="en-US"/>
+        </w:rPr>
+        <w:t>ProductView</w:t>
+      </w:r>
+      <w:r>
+        <w:rPr>
+          <w:b/>
+          <w:bCs/>
+          <w:sz w:val="28"/>
+          <w:szCs w:val="28"/>
+        </w:rPr>
+        <w:t xml:space="preserve"> </w:t>
+      </w:r>
+      <w:r>
+        <w:rPr>
+          <w:b/>
+          <w:bCs/>
+          <w:sz w:val="28"/>
+          <w:szCs w:val="28"/>
+        </w:rPr>
         <w:br/>
       </w:r>
       <w:r>
         <w:rPr>
           <w:b/>
           <w:bCs/>
-          <w:sz w:val="28"/>
-          <w:szCs w:val="28"/>
-        </w:rPr>
-        <w:lastRenderedPageBreak/>
-        <w:t>Разметка</w:t>
-      </w:r>
-      <w:r>
-        <w:rPr>
-          <w:b/>
-          <w:bCs/>
-          <w:sz w:val="28"/>
-          <w:szCs w:val="28"/>
-        </w:rPr>
-        <w:t xml:space="preserve"> </w:t>
-      </w:r>
-      <w:proofErr w:type="gramStart"/>
-      <w:r>
-        <w:rPr>
-          <w:b/>
-          <w:bCs/>
-          <w:sz w:val="28"/>
-          <w:szCs w:val="28"/>
-          <w:lang w:val="en-US"/>
-        </w:rPr>
-        <w:t>ProductCard</w:t>
-      </w:r>
-      <w:r>
-        <w:rPr>
           <w:noProof/>
-        </w:rPr>
-        <w:t xml:space="preserve"> </w:t>
-      </w:r>
-      <w:r>
-        <w:rPr>
-          <w:b/>
-          <w:bCs/>
-          <w:sz w:val="28"/>
-          <w:szCs w:val="28"/>
-        </w:rPr>
-        <w:t>:</w:t>
-      </w:r>
-      <w:proofErr w:type="gramEnd"/>
-      <w:r>
-        <w:rPr>
-          <w:b/>
-          <w:bCs/>
-          <w:sz w:val="28"/>
-          <w:szCs w:val="28"/>
-        </w:rPr>
-        <w:br/>
-      </w:r>
-      <w:r>
-        <w:rPr>
-          <w:b/>
-          <w:bCs/>
-          <w:noProof/>
           <w:sz w:val="28"/>
           <w:szCs w:val="28"/>
         </w:rPr>
         <w:drawing>
-          <wp:anchor distT="0" distB="0" distL="114300" distR="114300" simplePos="0" relativeHeight="251681792" behindDoc="0" locked="0" layoutInCell="1" allowOverlap="1" wp14:anchorId="036EC55C" wp14:editId="26E0977C">
+          <wp:anchor distT="0" distB="0" distL="114300" distR="114300" simplePos="0" relativeHeight="251708416" behindDoc="0" locked="0" layoutInCell="1" allowOverlap="1" wp14:anchorId="14BD1179" wp14:editId="05AAF75D">
             <wp:simplePos x="0" y="0"/>
             <wp:positionH relativeFrom="margin">
-              <wp:posOffset>-1143</wp:posOffset>
+              <wp:align>left</wp:align>
             </wp:positionH>
             <wp:positionV relativeFrom="paragraph">
-              <wp:posOffset>291592</wp:posOffset>
+              <wp:posOffset>256431</wp:posOffset>
             </wp:positionV>
-            <wp:extent cx="4792345" cy="3588385"/>
-            <wp:effectExtent l="0" t="0" r="8255" b="0"/>
+            <wp:extent cx="4457046" cy="1041770"/>
+            <wp:effectExtent l="0" t="0" r="1270" b="6350"/>
             <wp:wrapNone/>
-            <wp:docPr id="702387404" name="Рисунок 1"/>
+            <wp:docPr id="1005264099" name="Рисунок 1"/>
             <wp:cNvGraphicFramePr>
               <a:graphicFrameLocks xmlns:a="http://schemas.openxmlformats.org/drawingml/2006/main" noChangeAspect="1"/>
             </wp:cNvGraphicFramePr>
@@ -2542,7 +2745,7 @@
               <a:graphicData uri="http://schemas.openxmlformats.org/drawingml/2006/picture">
                 <pic:pic xmlns:pic="http://schemas.openxmlformats.org/drawingml/2006/picture">
                   <pic:nvPicPr>
-                    <pic:cNvPr id="702387404" name=""/>
+                    <pic:cNvPr id="1005264099" name=""/>
                     <pic:cNvPicPr/>
                   </pic:nvPicPr>
                   <pic:blipFill>
@@ -2554,7 +2757,7 @@
                   <pic:spPr>
                     <a:xfrm>
                       <a:off x="0" y="0"/>
-                      <a:ext cx="4792345" cy="3588385"/>
+                      <a:ext cx="4457046" cy="1041770"/>
                     </a:xfrm>
                     <a:prstGeom prst="rect">
                       <a:avLst/>
@@ -2571,6 +2774,148 @@
             </wp14:sizeRelV>
           </wp:anchor>
         </w:drawing>
+      </w:r>
+    </w:p>
+    <w:p>
+      <w:pPr>
+        <w:rPr>
+          <w:b/>
+          <w:bCs/>
+          <w:sz w:val="28"/>
+          <w:szCs w:val="28"/>
+        </w:rPr>
+      </w:pPr>
+    </w:p>
+    <w:p>
+      <w:pPr>
+        <w:rPr>
+          <w:b/>
+          <w:bCs/>
+          <w:sz w:val="28"/>
+          <w:szCs w:val="28"/>
+        </w:rPr>
+      </w:pPr>
+    </w:p>
+    <w:p>
+      <w:pPr>
+        <w:rPr>
+          <w:b/>
+          <w:bCs/>
+          <w:sz w:val="28"/>
+          <w:szCs w:val="28"/>
+        </w:rPr>
+      </w:pPr>
+      <w:r>
+        <w:rPr>
+          <w:b/>
+          <w:bCs/>
+          <w:noProof/>
+          <w:sz w:val="28"/>
+          <w:szCs w:val="28"/>
+        </w:rPr>
+        <w:drawing>
+          <wp:anchor distT="0" distB="0" distL="114300" distR="114300" simplePos="0" relativeHeight="251710464" behindDoc="0" locked="0" layoutInCell="1" allowOverlap="1" wp14:anchorId="6F82E866" wp14:editId="64B00DC3">
+            <wp:simplePos x="0" y="0"/>
+            <wp:positionH relativeFrom="margin">
+              <wp:align>left</wp:align>
+            </wp:positionH>
+            <wp:positionV relativeFrom="paragraph">
+              <wp:posOffset>268334</wp:posOffset>
+            </wp:positionV>
+            <wp:extent cx="5275205" cy="3662476"/>
+            <wp:effectExtent l="0" t="0" r="1905" b="0"/>
+            <wp:wrapNone/>
+            <wp:docPr id="948418601" name="Рисунок 1"/>
+            <wp:cNvGraphicFramePr>
+              <a:graphicFrameLocks xmlns:a="http://schemas.openxmlformats.org/drawingml/2006/main" noChangeAspect="1"/>
+            </wp:cNvGraphicFramePr>
+            <a:graphic xmlns:a="http://schemas.openxmlformats.org/drawingml/2006/main">
+              <a:graphicData uri="http://schemas.openxmlformats.org/drawingml/2006/picture">
+                <pic:pic xmlns:pic="http://schemas.openxmlformats.org/drawingml/2006/picture">
+                  <pic:nvPicPr>
+                    <pic:cNvPr id="948418601" name=""/>
+                    <pic:cNvPicPr/>
+                  </pic:nvPicPr>
+                  <pic:blipFill>
+                    <a:blip r:embed="rId18"/>
+                    <a:stretch>
+                      <a:fillRect/>
+                    </a:stretch>
+                  </pic:blipFill>
+                  <pic:spPr>
+                    <a:xfrm>
+                      <a:off x="0" y="0"/>
+                      <a:ext cx="5275205" cy="3662476"/>
+                    </a:xfrm>
+                    <a:prstGeom prst="rect">
+                      <a:avLst/>
+                    </a:prstGeom>
+                  </pic:spPr>
+                </pic:pic>
+              </a:graphicData>
+            </a:graphic>
+            <wp14:sizeRelH relativeFrom="margin">
+              <wp14:pctWidth>0</wp14:pctWidth>
+            </wp14:sizeRelH>
+            <wp14:sizeRelV relativeFrom="margin">
+              <wp14:pctHeight>0</wp14:pctHeight>
+            </wp14:sizeRelV>
+          </wp:anchor>
+        </w:drawing>
+      </w:r>
+      <w:r>
+        <w:rPr>
+          <w:b/>
+          <w:bCs/>
+          <w:sz w:val="28"/>
+          <w:szCs w:val="28"/>
+        </w:rPr>
+        <w:t>Разметка</w:t>
+      </w:r>
+      <w:r>
+        <w:rPr>
+          <w:b/>
+          <w:bCs/>
+          <w:sz w:val="28"/>
+          <w:szCs w:val="28"/>
+        </w:rPr>
+        <w:t xml:space="preserve"> </w:t>
+      </w:r>
+      <w:proofErr w:type="gramStart"/>
+      <w:r>
+        <w:rPr>
+          <w:b/>
+          <w:bCs/>
+          <w:sz w:val="28"/>
+          <w:szCs w:val="28"/>
+          <w:lang w:val="en-US"/>
+        </w:rPr>
+        <w:t>ProductCard</w:t>
+      </w:r>
+      <w:r>
+        <w:rPr>
+          <w:noProof/>
+        </w:rPr>
+        <w:t xml:space="preserve"> </w:t>
+      </w:r>
+      <w:r>
+        <w:rPr>
+          <w:b/>
+          <w:bCs/>
+          <w:sz w:val="28"/>
+          <w:szCs w:val="28"/>
+        </w:rPr>
+        <w:t>:</w:t>
+      </w:r>
+      <w:proofErr w:type="gramEnd"/>
+      <w:r>
+        <w:rPr>
+          <w:b/>
+          <w:bCs/>
+          <w:sz w:val="28"/>
+          <w:szCs w:val="28"/>
+        </w:rPr>
+        <w:br/>
       </w:r>
       <w:r>
         <w:rPr>
@@ -2720,7 +3065,7 @@
                     <pic:cNvPicPr/>
                   </pic:nvPicPr>
                   <pic:blipFill>
-                    <a:blip r:embed="rId18"/>
+                    <a:blip r:embed="rId19"/>
                     <a:stretch>
                       <a:fillRect/>
                     </a:stretch>
@@ -2801,7 +3146,7 @@
                     <pic:cNvPicPr/>
                   </pic:nvPicPr>
                   <pic:blipFill>
-                    <a:blip r:embed="rId19"/>
+                    <a:blip r:embed="rId20"/>
                     <a:stretch>
                       <a:fillRect/>
                     </a:stretch>
@@ -2897,52 +3242,6 @@
           <w:szCs w:val="28"/>
         </w:rPr>
       </w:pPr>
-      <w:r>
-        <w:rPr>
-          <w:b/>
-          <w:bCs/>
-          <w:sz w:val="28"/>
-          <w:szCs w:val="28"/>
-        </w:rPr>
-        <w:br/>
-        <w:t>-Поиск</w:t>
-      </w:r>
-      <w:r>
-        <w:rPr>
-          <w:b/>
-          <w:bCs/>
-          <w:sz w:val="28"/>
-          <w:szCs w:val="28"/>
-        </w:rPr>
-        <w:t xml:space="preserve">, </w:t>
-      </w:r>
-      <w:r>
-        <w:rPr>
-          <w:b/>
-          <w:bCs/>
-          <w:sz w:val="28"/>
-          <w:szCs w:val="28"/>
-        </w:rPr>
-        <w:t>Фильтрация</w:t>
-      </w:r>
-      <w:r>
-        <w:rPr>
-          <w:b/>
-          <w:bCs/>
-          <w:sz w:val="28"/>
-          <w:szCs w:val="28"/>
-        </w:rPr>
-        <w:t xml:space="preserve">, </w:t>
-      </w:r>
-      <w:r>
-        <w:rPr>
-          <w:b/>
-          <w:bCs/>
-          <w:sz w:val="28"/>
-          <w:szCs w:val="28"/>
-        </w:rPr>
-        <w:t>Сортировка</w:t>
-      </w:r>
     </w:p>
     <w:p>
       <w:pPr>
@@ -2962,14 +3261,15 @@
           <w:szCs w:val="28"/>
           <w:lang w:val="en-US"/>
         </w:rPr>
+        <w:lastRenderedPageBreak/>
         <w:drawing>
-          <wp:anchor distT="0" distB="0" distL="114300" distR="114300" simplePos="0" relativeHeight="251692032" behindDoc="0" locked="0" layoutInCell="1" allowOverlap="1" wp14:anchorId="467C8E20" wp14:editId="4209DC91">
+          <wp:anchor distT="0" distB="0" distL="114300" distR="114300" simplePos="0" relativeHeight="251692032" behindDoc="0" locked="0" layoutInCell="1" allowOverlap="1" wp14:anchorId="467C8E20" wp14:editId="6A1980AD">
             <wp:simplePos x="0" y="0"/>
             <wp:positionH relativeFrom="margin">
-              <wp:align>right</wp:align>
+              <wp:posOffset>-71319</wp:posOffset>
             </wp:positionH>
             <wp:positionV relativeFrom="paragraph">
-              <wp:posOffset>112776</wp:posOffset>
+              <wp:posOffset>277894</wp:posOffset>
             </wp:positionV>
             <wp:extent cx="5884882" cy="1103376"/>
             <wp:effectExtent l="0" t="0" r="1905" b="1905"/>
@@ -2986,7 +3286,7 @@
                     <pic:cNvPicPr/>
                   </pic:nvPicPr>
                   <pic:blipFill>
-                    <a:blip r:embed="rId20"/>
+                    <a:blip r:embed="rId21"/>
                     <a:stretch>
                       <a:fillRect/>
                     </a:stretch>
@@ -3012,6 +3312,61 @@
           </wp:anchor>
         </w:drawing>
       </w:r>
+      <w:r>
+        <w:rPr>
+          <w:b/>
+          <w:bCs/>
+          <w:sz w:val="28"/>
+          <w:szCs w:val="28"/>
+        </w:rPr>
+        <w:t>-Поиск</w:t>
+      </w:r>
+      <w:r>
+        <w:rPr>
+          <w:b/>
+          <w:bCs/>
+          <w:sz w:val="28"/>
+          <w:szCs w:val="28"/>
+        </w:rPr>
+        <w:t xml:space="preserve">, </w:t>
+      </w:r>
+      <w:r>
+        <w:rPr>
+          <w:b/>
+          <w:bCs/>
+          <w:sz w:val="28"/>
+          <w:szCs w:val="28"/>
+        </w:rPr>
+        <w:t>Фильтрация</w:t>
+      </w:r>
+      <w:r>
+        <w:rPr>
+          <w:b/>
+          <w:bCs/>
+          <w:sz w:val="28"/>
+          <w:szCs w:val="28"/>
+        </w:rPr>
+        <w:t xml:space="preserve">, </w:t>
+      </w:r>
+      <w:r>
+        <w:rPr>
+          <w:b/>
+          <w:bCs/>
+          <w:sz w:val="28"/>
+          <w:szCs w:val="28"/>
+        </w:rPr>
+        <w:t>Сортировка</w:t>
+      </w:r>
+    </w:p>
+    <w:p>
+      <w:pPr>
+        <w:rPr>
+          <w:b/>
+          <w:bCs/>
+          <w:sz w:val="28"/>
+          <w:szCs w:val="28"/>
+        </w:rPr>
+      </w:pPr>
     </w:p>
     <w:p>
       <w:pPr>
@@ -3051,18 +3406,17 @@
           <w:szCs w:val="28"/>
           <w:lang w:val="en-US"/>
         </w:rPr>
-        <w:lastRenderedPageBreak/>
         <w:drawing>
-          <wp:anchor distT="0" distB="0" distL="114300" distR="114300" simplePos="0" relativeHeight="251694080" behindDoc="0" locked="0" layoutInCell="1" allowOverlap="1" wp14:anchorId="6762D771" wp14:editId="77D4D758">
+          <wp:anchor distT="0" distB="0" distL="114300" distR="114300" simplePos="0" relativeHeight="251694080" behindDoc="0" locked="0" layoutInCell="1" allowOverlap="1" wp14:anchorId="6762D771" wp14:editId="2BB47D66">
             <wp:simplePos x="0" y="0"/>
-            <wp:positionH relativeFrom="margin">
-              <wp:align>left</wp:align>
+            <wp:positionH relativeFrom="page">
+              <wp:posOffset>1055479</wp:posOffset>
             </wp:positionH>
             <wp:positionV relativeFrom="paragraph">
-              <wp:posOffset>-487426</wp:posOffset>
+              <wp:posOffset>208534</wp:posOffset>
             </wp:positionV>
-            <wp:extent cx="5173214" cy="5437004"/>
-            <wp:effectExtent l="0" t="0" r="8890" b="0"/>
+            <wp:extent cx="4859520" cy="5107686"/>
+            <wp:effectExtent l="0" t="0" r="0" b="0"/>
             <wp:wrapNone/>
             <wp:docPr id="1955855926" name="Рисунок 1"/>
             <wp:cNvGraphicFramePr>
@@ -3076,7 +3430,7 @@
                     <pic:cNvPicPr/>
                   </pic:nvPicPr>
                   <pic:blipFill>
-                    <a:blip r:embed="rId21"/>
+                    <a:blip r:embed="rId22"/>
                     <a:stretch>
                       <a:fillRect/>
                     </a:stretch>
@@ -3084,7 +3438,7 @@
                   <pic:spPr>
                     <a:xfrm>
                       <a:off x="0" y="0"/>
-                      <a:ext cx="5173214" cy="5437004"/>
+                      <a:ext cx="4861222" cy="5109475"/>
                     </a:xfrm>
                     <a:prstGeom prst="rect">
                       <a:avLst/>
@@ -3093,6 +3447,12 @@
                 </pic:pic>
               </a:graphicData>
             </a:graphic>
+            <wp14:sizeRelH relativeFrom="margin">
+              <wp14:pctWidth>0</wp14:pctWidth>
+            </wp14:sizeRelH>
+            <wp14:sizeRelV relativeFrom="margin">
+              <wp14:pctHeight>0</wp14:pctHeight>
+            </wp14:sizeRelV>
           </wp:anchor>
         </w:drawing>
       </w:r>
@@ -3234,36 +3594,104 @@
           <w:bCs/>
           <w:sz w:val="28"/>
           <w:szCs w:val="28"/>
-          <w:lang w:val="en-US"/>
-        </w:rPr>
-      </w:pPr>
-    </w:p>
-    <w:p>
-      <w:pPr>
-        <w:rPr>
-          <w:b/>
-          <w:bCs/>
-          <w:sz w:val="28"/>
-          <w:szCs w:val="28"/>
-          <w:lang w:val="en-US"/>
-        </w:rPr>
-      </w:pPr>
-      <w:r>
-        <w:rPr>
-          <w:b/>
-          <w:bCs/>
+        </w:rPr>
+      </w:pPr>
+    </w:p>
+    <w:p>
+      <w:pPr>
+        <w:rPr>
+          <w:b/>
+          <w:bCs/>
+          <w:sz w:val="28"/>
+          <w:szCs w:val="28"/>
+        </w:rPr>
+      </w:pPr>
+    </w:p>
+    <w:p>
+      <w:pPr>
+        <w:rPr>
+          <w:b/>
+          <w:bCs/>
+          <w:sz w:val="28"/>
+          <w:szCs w:val="28"/>
+        </w:rPr>
+      </w:pPr>
+      <w:r>
+        <w:rPr>
+          <w:b/>
+          <w:bCs/>
+          <w:noProof/>
           <w:sz w:val="28"/>
           <w:szCs w:val="28"/>
           <w:lang w:val="en-US"/>
         </w:rPr>
         <w:drawing>
-          <wp:anchor distT="0" distB="0" distL="114300" distR="114300" simplePos="0" relativeHeight="251698176" behindDoc="0" locked="0" layoutInCell="1" allowOverlap="1" wp14:anchorId="438AEF94" wp14:editId="5291A3FA">
+          <wp:anchor distT="0" distB="0" distL="114300" distR="114300" simplePos="0" relativeHeight="251700224" behindDoc="0" locked="0" layoutInCell="1" allowOverlap="1" wp14:anchorId="55226AD2" wp14:editId="3FB43D68">
             <wp:simplePos x="0" y="0"/>
             <wp:positionH relativeFrom="margin">
-              <wp:posOffset>-1142</wp:posOffset>
+              <wp:align>right</wp:align>
             </wp:positionH>
             <wp:positionV relativeFrom="paragraph">
-              <wp:posOffset>349377</wp:posOffset>
+              <wp:posOffset>292826</wp:posOffset>
+            </wp:positionV>
+            <wp:extent cx="3128496" cy="1682496"/>
+            <wp:effectExtent l="0" t="0" r="0" b="0"/>
+            <wp:wrapNone/>
+            <wp:docPr id="1345209855" name="Рисунок 1"/>
+            <wp:cNvGraphicFramePr>
+              <a:graphicFrameLocks xmlns:a="http://schemas.openxmlformats.org/drawingml/2006/main" noChangeAspect="1"/>
+            </wp:cNvGraphicFramePr>
+            <a:graphic xmlns:a="http://schemas.openxmlformats.org/drawingml/2006/main">
+              <a:graphicData uri="http://schemas.openxmlformats.org/drawingml/2006/picture">
+                <pic:pic xmlns:pic="http://schemas.openxmlformats.org/drawingml/2006/picture">
+                  <pic:nvPicPr>
+                    <pic:cNvPr id="1345209855" name=""/>
+                    <pic:cNvPicPr/>
+                  </pic:nvPicPr>
+                  <pic:blipFill>
+                    <a:blip r:embed="rId23"/>
+                    <a:stretch>
+                      <a:fillRect/>
+                    </a:stretch>
+                  </pic:blipFill>
+                  <pic:spPr>
+                    <a:xfrm>
+                      <a:off x="0" y="0"/>
+                      <a:ext cx="3128496" cy="1682496"/>
+                    </a:xfrm>
+                    <a:prstGeom prst="rect">
+                      <a:avLst/>
+                    </a:prstGeom>
+                  </pic:spPr>
+                </pic:pic>
+              </a:graphicData>
+            </a:graphic>
+            <wp14:sizeRelH relativeFrom="margin">
+              <wp14:pctWidth>0</wp14:pctWidth>
+            </wp14:sizeRelH>
+            <wp14:sizeRelV relativeFrom="margin">
+              <wp14:pctHeight>0</wp14:pctHeight>
+            </wp14:sizeRelV>
+          </wp:anchor>
+        </w:drawing>
+      </w:r>
+      <w:r>
+        <w:rPr>
+          <w:b/>
+          <w:bCs/>
+          <w:noProof/>
+          <w:sz w:val="28"/>
+          <w:szCs w:val="28"/>
+          <w:lang w:val="en-US"/>
+        </w:rPr>
+        <w:drawing>
+          <wp:anchor distT="0" distB="0" distL="114300" distR="114300" simplePos="0" relativeHeight="251698176" behindDoc="0" locked="0" layoutInCell="1" allowOverlap="1" wp14:anchorId="438AEF94" wp14:editId="682E7186">
+            <wp:simplePos x="0" y="0"/>
+            <wp:positionH relativeFrom="margin">
+              <wp:posOffset>-26760</wp:posOffset>
+            </wp:positionH>
+            <wp:positionV relativeFrom="paragraph">
+              <wp:posOffset>307449</wp:posOffset>
             </wp:positionV>
             <wp:extent cx="2735580" cy="1798320"/>
             <wp:effectExtent l="0" t="0" r="7620" b="0"/>
@@ -3280,7 +3708,7 @@
                     <pic:cNvPicPr/>
                   </pic:nvPicPr>
                   <pic:blipFill>
-                    <a:blip r:embed="rId22"/>
+                    <a:blip r:embed="rId24"/>
                     <a:stretch>
                       <a:fillRect/>
                     </a:stretch>
@@ -3369,137 +3797,84 @@
           <w:bCs/>
           <w:sz w:val="28"/>
           <w:szCs w:val="28"/>
-          <w:lang w:val="en-US"/>
-        </w:rPr>
-      </w:pPr>
-      <w:r>
-        <w:rPr>
-          <w:b/>
-          <w:bCs/>
-          <w:sz w:val="28"/>
-          <w:szCs w:val="28"/>
-          <w:lang w:val="en-US"/>
+        </w:rPr>
+      </w:pPr>
+    </w:p>
+    <w:p>
+      <w:pPr>
+        <w:rPr>
+          <w:b/>
+          <w:bCs/>
+          <w:sz w:val="28"/>
+          <w:szCs w:val="28"/>
+        </w:rPr>
+      </w:pPr>
+    </w:p>
+    <w:p>
+      <w:pPr>
+        <w:rPr>
+          <w:b/>
+          <w:bCs/>
+          <w:sz w:val="28"/>
+          <w:szCs w:val="28"/>
+        </w:rPr>
+      </w:pPr>
+    </w:p>
+    <w:p>
+      <w:pPr>
+        <w:rPr>
+          <w:b/>
+          <w:bCs/>
+          <w:sz w:val="28"/>
+          <w:szCs w:val="28"/>
+        </w:rPr>
+      </w:pPr>
+    </w:p>
+    <w:p>
+      <w:pPr>
+        <w:rPr>
+          <w:b/>
+          <w:bCs/>
+          <w:sz w:val="28"/>
+          <w:szCs w:val="28"/>
+        </w:rPr>
+      </w:pPr>
+    </w:p>
+    <w:p>
+      <w:pPr>
+        <w:rPr>
+          <w:b/>
+          <w:bCs/>
+          <w:sz w:val="28"/>
+          <w:szCs w:val="28"/>
+        </w:rPr>
+      </w:pPr>
+    </w:p>
+    <w:p>
+      <w:pPr>
+        <w:rPr>
+          <w:b/>
+          <w:bCs/>
+          <w:sz w:val="28"/>
+          <w:szCs w:val="28"/>
+        </w:rPr>
+      </w:pPr>
+      <w:r>
+        <w:rPr>
+          <w:b/>
+          <w:bCs/>
+          <w:noProof/>
+          <w:sz w:val="28"/>
+          <w:szCs w:val="28"/>
         </w:rPr>
         <w:drawing>
-          <wp:anchor distT="0" distB="0" distL="114300" distR="114300" simplePos="0" relativeHeight="251700224" behindDoc="0" locked="0" layoutInCell="1" allowOverlap="1" wp14:anchorId="55226AD2" wp14:editId="5CD0954E">
+          <wp:anchor distT="0" distB="0" distL="114300" distR="114300" simplePos="0" relativeHeight="251702272" behindDoc="0" locked="0" layoutInCell="1" allowOverlap="1" wp14:anchorId="6305FCA1" wp14:editId="71294360">
             <wp:simplePos x="0" y="0"/>
             <wp:positionH relativeFrom="margin">
-              <wp:posOffset>2944368</wp:posOffset>
+              <wp:posOffset>13317</wp:posOffset>
             </wp:positionH>
             <wp:positionV relativeFrom="paragraph">
-              <wp:posOffset>6985</wp:posOffset>
-            </wp:positionV>
-            <wp:extent cx="2867788" cy="1542288"/>
-            <wp:effectExtent l="0" t="0" r="0" b="1270"/>
-            <wp:wrapNone/>
-            <wp:docPr id="1345209855" name="Рисунок 1"/>
-            <wp:cNvGraphicFramePr>
-              <a:graphicFrameLocks xmlns:a="http://schemas.openxmlformats.org/drawingml/2006/main" noChangeAspect="1"/>
-            </wp:cNvGraphicFramePr>
-            <a:graphic xmlns:a="http://schemas.openxmlformats.org/drawingml/2006/main">
-              <a:graphicData uri="http://schemas.openxmlformats.org/drawingml/2006/picture">
-                <pic:pic xmlns:pic="http://schemas.openxmlformats.org/drawingml/2006/picture">
-                  <pic:nvPicPr>
-                    <pic:cNvPr id="1345209855" name=""/>
-                    <pic:cNvPicPr/>
-                  </pic:nvPicPr>
-                  <pic:blipFill>
-                    <a:blip r:embed="rId23"/>
-                    <a:stretch>
-                      <a:fillRect/>
-                    </a:stretch>
-                  </pic:blipFill>
-                  <pic:spPr>
-                    <a:xfrm>
-                      <a:off x="0" y="0"/>
-                      <a:ext cx="2867788" cy="1542288"/>
-                    </a:xfrm>
-                    <a:prstGeom prst="rect">
-                      <a:avLst/>
-                    </a:prstGeom>
-                  </pic:spPr>
-                </pic:pic>
-              </a:graphicData>
-            </a:graphic>
-            <wp14:sizeRelH relativeFrom="margin">
-              <wp14:pctWidth>0</wp14:pctWidth>
-            </wp14:sizeRelH>
-            <wp14:sizeRelV relativeFrom="margin">
-              <wp14:pctHeight>0</wp14:pctHeight>
-            </wp14:sizeRelV>
-          </wp:anchor>
-        </w:drawing>
-      </w:r>
-    </w:p>
-    <w:p>
-      <w:pPr>
-        <w:rPr>
-          <w:b/>
-          <w:bCs/>
-          <w:sz w:val="28"/>
-          <w:szCs w:val="28"/>
-          <w:lang w:val="en-US"/>
-        </w:rPr>
-      </w:pPr>
-    </w:p>
-    <w:p>
-      <w:pPr>
-        <w:rPr>
-          <w:b/>
-          <w:bCs/>
-          <w:sz w:val="28"/>
-          <w:szCs w:val="28"/>
-          <w:lang w:val="en-US"/>
-        </w:rPr>
-      </w:pPr>
-    </w:p>
-    <w:p>
-      <w:pPr>
-        <w:rPr>
-          <w:b/>
-          <w:bCs/>
-          <w:sz w:val="28"/>
-          <w:szCs w:val="28"/>
-          <w:lang w:val="en-US"/>
-        </w:rPr>
-      </w:pPr>
-    </w:p>
-    <w:p>
-      <w:pPr>
-        <w:rPr>
-          <w:b/>
-          <w:bCs/>
-          <w:sz w:val="28"/>
-          <w:szCs w:val="28"/>
-          <w:lang w:val="en-US"/>
-        </w:rPr>
-      </w:pPr>
-    </w:p>
-    <w:p>
-      <w:pPr>
-        <w:rPr>
-          <w:b/>
-          <w:bCs/>
-          <w:sz w:val="28"/>
-          <w:szCs w:val="28"/>
-          <w:lang w:val="en-US"/>
-        </w:rPr>
-      </w:pPr>
-      <w:r>
-        <w:rPr>
-          <w:b/>
-          <w:bCs/>
-          <w:sz w:val="28"/>
-          <w:szCs w:val="28"/>
-        </w:rPr>
-        <w:drawing>
-          <wp:anchor distT="0" distB="0" distL="114300" distR="114300" simplePos="0" relativeHeight="251702272" behindDoc="0" locked="0" layoutInCell="1" allowOverlap="1" wp14:anchorId="6305FCA1" wp14:editId="4857801F">
-            <wp:simplePos x="0" y="0"/>
-            <wp:positionH relativeFrom="margin">
-              <wp:posOffset>8636</wp:posOffset>
-            </wp:positionH>
-            <wp:positionV relativeFrom="paragraph">
-              <wp:posOffset>113157</wp:posOffset>
+              <wp:posOffset>-625130</wp:posOffset>
             </wp:positionV>
             <wp:extent cx="5940425" cy="2352675"/>
             <wp:effectExtent l="0" t="0" r="3175" b="9525"/>
@@ -3516,7 +3891,7 @@
                     <pic:cNvPicPr/>
                   </pic:nvPicPr>
                   <pic:blipFill>
-                    <a:blip r:embed="rId24"/>
+                    <a:blip r:embed="rId25"/>
                     <a:stretch>
                       <a:fillRect/>
                     </a:stretch>
@@ -3544,69 +3919,54 @@
           <w:bCs/>
           <w:sz w:val="28"/>
           <w:szCs w:val="28"/>
-          <w:lang w:val="en-US"/>
-        </w:rPr>
-      </w:pPr>
-    </w:p>
-    <w:p>
-      <w:pPr>
-        <w:rPr>
-          <w:b/>
-          <w:bCs/>
-          <w:sz w:val="28"/>
-          <w:szCs w:val="28"/>
-          <w:lang w:val="en-US"/>
-        </w:rPr>
-      </w:pPr>
-    </w:p>
-    <w:p>
-      <w:pPr>
-        <w:rPr>
-          <w:b/>
-          <w:bCs/>
-          <w:sz w:val="28"/>
-          <w:szCs w:val="28"/>
-          <w:lang w:val="en-US"/>
-        </w:rPr>
-      </w:pPr>
-    </w:p>
-    <w:p>
-      <w:pPr>
-        <w:rPr>
-          <w:b/>
-          <w:bCs/>
-          <w:sz w:val="28"/>
-          <w:szCs w:val="28"/>
-          <w:lang w:val="en-US"/>
-        </w:rPr>
-      </w:pPr>
-    </w:p>
-    <w:p>
-      <w:pPr>
-        <w:rPr>
-          <w:b/>
-          <w:bCs/>
-          <w:sz w:val="28"/>
-          <w:szCs w:val="28"/>
-          <w:lang w:val="en-US"/>
-        </w:rPr>
-      </w:pPr>
-      <w:r>
-        <w:rPr>
-          <w:b/>
-          <w:bCs/>
-          <w:sz w:val="28"/>
-          <w:szCs w:val="28"/>
-        </w:rPr>
-        <w:lastRenderedPageBreak/>
+        </w:rPr>
+      </w:pPr>
+    </w:p>
+    <w:p>
+      <w:pPr>
+        <w:rPr>
+          <w:b/>
+          <w:bCs/>
+          <w:sz w:val="28"/>
+          <w:szCs w:val="28"/>
+        </w:rPr>
+      </w:pPr>
+    </w:p>
+    <w:p>
+      <w:pPr>
+        <w:rPr>
+          <w:b/>
+          <w:bCs/>
+          <w:sz w:val="28"/>
+          <w:szCs w:val="28"/>
+        </w:rPr>
+      </w:pPr>
+    </w:p>
+    <w:p>
+      <w:pPr>
+        <w:rPr>
+          <w:b/>
+          <w:bCs/>
+          <w:sz w:val="28"/>
+          <w:szCs w:val="28"/>
+        </w:rPr>
+      </w:pPr>
+      <w:r>
+        <w:rPr>
+          <w:b/>
+          <w:bCs/>
+          <w:noProof/>
+          <w:sz w:val="28"/>
+          <w:szCs w:val="28"/>
+        </w:rPr>
         <w:drawing>
-          <wp:anchor distT="0" distB="0" distL="114300" distR="114300" simplePos="0" relativeHeight="251704320" behindDoc="0" locked="0" layoutInCell="1" allowOverlap="1" wp14:anchorId="3FA53DA3" wp14:editId="37DD6B28">
+          <wp:anchor distT="0" distB="0" distL="114300" distR="114300" simplePos="0" relativeHeight="251704320" behindDoc="0" locked="0" layoutInCell="1" allowOverlap="1" wp14:anchorId="3FA53DA3" wp14:editId="4C236A94">
             <wp:simplePos x="0" y="0"/>
             <wp:positionH relativeFrom="margin">
-              <wp:posOffset>-20955</wp:posOffset>
+              <wp:posOffset>-35705</wp:posOffset>
             </wp:positionH>
             <wp:positionV relativeFrom="paragraph">
-              <wp:posOffset>-478663</wp:posOffset>
+              <wp:posOffset>331814</wp:posOffset>
             </wp:positionV>
             <wp:extent cx="5940425" cy="3509010"/>
             <wp:effectExtent l="0" t="0" r="3175" b="0"/>
@@ -3623,7 +3983,7 @@
                     <pic:cNvPicPr/>
                   </pic:nvPicPr>
                   <pic:blipFill>
-                    <a:blip r:embed="rId25"/>
+                    <a:blip r:embed="rId26"/>
                     <a:stretch>
                       <a:fillRect/>
                     </a:stretch>
@@ -3651,140 +4011,134 @@
           <w:bCs/>
           <w:sz w:val="28"/>
           <w:szCs w:val="28"/>
-          <w:lang w:val="en-US"/>
-        </w:rPr>
-      </w:pPr>
-    </w:p>
-    <w:p>
-      <w:pPr>
-        <w:rPr>
-          <w:b/>
-          <w:bCs/>
-          <w:sz w:val="28"/>
-          <w:szCs w:val="28"/>
-          <w:lang w:val="en-US"/>
-        </w:rPr>
-      </w:pPr>
-    </w:p>
-    <w:p>
-      <w:pPr>
-        <w:rPr>
-          <w:b/>
-          <w:bCs/>
-          <w:sz w:val="28"/>
-          <w:szCs w:val="28"/>
-          <w:lang w:val="en-US"/>
-        </w:rPr>
-      </w:pPr>
-    </w:p>
-    <w:p>
-      <w:pPr>
-        <w:rPr>
-          <w:b/>
-          <w:bCs/>
-          <w:sz w:val="28"/>
-          <w:szCs w:val="28"/>
-          <w:lang w:val="en-US"/>
-        </w:rPr>
-      </w:pPr>
-    </w:p>
-    <w:p>
-      <w:pPr>
-        <w:rPr>
-          <w:b/>
-          <w:bCs/>
-          <w:sz w:val="28"/>
-          <w:szCs w:val="28"/>
-          <w:lang w:val="en-US"/>
-        </w:rPr>
-      </w:pPr>
-    </w:p>
-    <w:p>
-      <w:pPr>
-        <w:rPr>
-          <w:b/>
-          <w:bCs/>
-          <w:sz w:val="28"/>
-          <w:szCs w:val="28"/>
-          <w:lang w:val="en-US"/>
-        </w:rPr>
-      </w:pPr>
-    </w:p>
-    <w:p>
-      <w:pPr>
-        <w:rPr>
-          <w:b/>
-          <w:bCs/>
-          <w:sz w:val="28"/>
-          <w:szCs w:val="28"/>
-          <w:lang w:val="en-US"/>
-        </w:rPr>
-      </w:pPr>
-    </w:p>
-    <w:p>
-      <w:pPr>
-        <w:rPr>
-          <w:b/>
-          <w:bCs/>
-          <w:sz w:val="28"/>
-          <w:szCs w:val="28"/>
-          <w:lang w:val="en-US"/>
-        </w:rPr>
-      </w:pPr>
-    </w:p>
-    <w:p>
-      <w:pPr>
-        <w:rPr>
-          <w:b/>
-          <w:bCs/>
-          <w:sz w:val="28"/>
-          <w:szCs w:val="28"/>
-        </w:rPr>
-      </w:pPr>
-      <w:r>
-        <w:rPr>
-          <w:b/>
-          <w:bCs/>
-          <w:sz w:val="28"/>
-          <w:szCs w:val="28"/>
-        </w:rPr>
-        <w:t xml:space="preserve">3.7. Изменить: </w:t>
-      </w:r>
-      <w:r>
-        <w:rPr>
-          <w:b/>
-          <w:bCs/>
-          <w:sz w:val="28"/>
-          <w:szCs w:val="28"/>
-          <w:lang w:val="en-US"/>
-        </w:rPr>
-        <w:t>AddEditPage</w:t>
-      </w:r>
-    </w:p>
-    <w:p>
-      <w:pPr>
-        <w:rPr>
-          <w:b/>
-          <w:bCs/>
-          <w:sz w:val="28"/>
-          <w:szCs w:val="28"/>
-        </w:rPr>
-      </w:pPr>
-      <w:r>
-        <w:rPr>
-          <w:b/>
-          <w:bCs/>
+        </w:rPr>
+      </w:pPr>
+    </w:p>
+    <w:p>
+      <w:pPr>
+        <w:rPr>
+          <w:b/>
+          <w:bCs/>
+          <w:sz w:val="28"/>
+          <w:szCs w:val="28"/>
+        </w:rPr>
+      </w:pPr>
+    </w:p>
+    <w:p>
+      <w:pPr>
+        <w:rPr>
+          <w:b/>
+          <w:bCs/>
+          <w:sz w:val="28"/>
+          <w:szCs w:val="28"/>
+        </w:rPr>
+      </w:pPr>
+    </w:p>
+    <w:p>
+      <w:pPr>
+        <w:rPr>
+          <w:b/>
+          <w:bCs/>
+          <w:sz w:val="28"/>
+          <w:szCs w:val="28"/>
+        </w:rPr>
+      </w:pPr>
+    </w:p>
+    <w:p>
+      <w:pPr>
+        <w:rPr>
+          <w:b/>
+          <w:bCs/>
+          <w:sz w:val="28"/>
+          <w:szCs w:val="28"/>
+        </w:rPr>
+      </w:pPr>
+    </w:p>
+    <w:p>
+      <w:pPr>
+        <w:rPr>
+          <w:b/>
+          <w:bCs/>
+          <w:sz w:val="28"/>
+          <w:szCs w:val="28"/>
+        </w:rPr>
+      </w:pPr>
+    </w:p>
+    <w:p>
+      <w:pPr>
+        <w:rPr>
+          <w:b/>
+          <w:bCs/>
+          <w:sz w:val="28"/>
+          <w:szCs w:val="28"/>
+        </w:rPr>
+      </w:pPr>
+    </w:p>
+    <w:p>
+      <w:pPr>
+        <w:rPr>
+          <w:b/>
+          <w:bCs/>
+          <w:sz w:val="28"/>
+          <w:szCs w:val="28"/>
+        </w:rPr>
+      </w:pPr>
+    </w:p>
+    <w:p>
+      <w:pPr>
+        <w:rPr>
+          <w:b/>
+          <w:bCs/>
+          <w:sz w:val="28"/>
+          <w:szCs w:val="28"/>
+        </w:rPr>
+      </w:pPr>
+    </w:p>
+    <w:p>
+      <w:pPr>
+        <w:rPr>
+          <w:b/>
+          <w:bCs/>
+          <w:sz w:val="28"/>
+          <w:szCs w:val="28"/>
+        </w:rPr>
+      </w:pPr>
+    </w:p>
+    <w:p>
+      <w:pPr>
+        <w:rPr>
+          <w:b/>
+          <w:bCs/>
+          <w:sz w:val="28"/>
+          <w:szCs w:val="28"/>
+        </w:rPr>
+      </w:pPr>
+    </w:p>
+    <w:p>
+      <w:pPr>
+        <w:rPr>
+          <w:b/>
+          <w:bCs/>
+          <w:sz w:val="28"/>
+          <w:szCs w:val="28"/>
+        </w:rPr>
+      </w:pPr>
+      <w:r>
+        <w:rPr>
+          <w:b/>
+          <w:bCs/>
+          <w:noProof/>
           <w:sz w:val="28"/>
           <w:szCs w:val="28"/>
         </w:rPr>
         <w:drawing>
-          <wp:anchor distT="0" distB="0" distL="114300" distR="114300" simplePos="0" relativeHeight="251706368" behindDoc="0" locked="0" layoutInCell="1" allowOverlap="1" wp14:anchorId="63AC4766" wp14:editId="633C1082">
+          <wp:anchor distT="0" distB="0" distL="114300" distR="114300" simplePos="0" relativeHeight="251706368" behindDoc="0" locked="0" layoutInCell="1" allowOverlap="1" wp14:anchorId="63AC4766" wp14:editId="6880BE8F">
             <wp:simplePos x="0" y="0"/>
-            <wp:positionH relativeFrom="column">
-              <wp:posOffset>0</wp:posOffset>
+            <wp:positionH relativeFrom="margin">
+              <wp:align>left</wp:align>
             </wp:positionH>
             <wp:positionV relativeFrom="paragraph">
-              <wp:posOffset>0</wp:posOffset>
+              <wp:posOffset>284498</wp:posOffset>
             </wp:positionV>
             <wp:extent cx="5940425" cy="3603625"/>
             <wp:effectExtent l="0" t="0" r="3175" b="0"/>
@@ -3801,7 +4155,7 @@
                     <pic:cNvPicPr/>
                   </pic:nvPicPr>
                   <pic:blipFill>
-                    <a:blip r:embed="rId26"/>
+                    <a:blip r:embed="rId27"/>
                     <a:stretch>
                       <a:fillRect/>
                     </a:stretch>
@@ -3821,6 +4175,35 @@
           </wp:anchor>
         </w:drawing>
       </w:r>
+      <w:r>
+        <w:rPr>
+          <w:b/>
+          <w:bCs/>
+          <w:sz w:val="28"/>
+          <w:szCs w:val="28"/>
+        </w:rPr>
+        <w:t xml:space="preserve">3.7. Изменить: </w:t>
+      </w:r>
+      <w:r>
+        <w:rPr>
+          <w:b/>
+          <w:bCs/>
+          <w:sz w:val="28"/>
+          <w:szCs w:val="28"/>
+          <w:lang w:val="en-US"/>
+        </w:rPr>
+        <w:t>AddEditPage</w:t>
+      </w:r>
+    </w:p>
+    <w:p>
+      <w:pPr>
+        <w:rPr>
+          <w:b/>
+          <w:bCs/>
+          <w:sz w:val="28"/>
+          <w:szCs w:val="28"/>
+        </w:rPr>
+      </w:pPr>
     </w:p>
     <w:sectPr>
       <w:pgSz w:w="11906" w:h="16838"/>
